--- a/pr-preview/pr-202/chapters/summary-tracked-changes.docx
+++ b/pr-preview/pr-202/chapters/summary-tracked-changes.docx
@@ -16,7 +16,7 @@
       </w:pPr>
       <w:del w:id="1" w:author="PR Preview" w:date="2026-01-01T00:00:00Z">
         <w:r>
-          <w:delText xml:space="preserve">Last modified: 2026-10-14 08:02:01 (PDT)</w:delText>
+          <w:delText xml:space="preserve">Last modified: 2026-10-16 04:14:45 (PDT)</w:delText>
         </w:r>
       </w:del>
     </w:p>
@@ -26,7 +26,7 @@
       </w:pPr>
       <w:ins w:id="2" w:author="PR Preview" w:date="2026-01-01T00:00:00Z">
         <w:r>
-          <w:t xml:space="preserve">Last modified: 2026-10-14 12:11:55 (PDT)</w:t>
+          <w:t xml:space="preserve">Last modified: 2026-10-16 04:17:13 (PDT)</w:t>
         </w:r>
       </w:ins>
     </w:p>
@@ -1492,7 +1492,7 @@
       </w:r>
     </w:p>
     <w:bookmarkEnd w:id="65"/>
-    <w:bookmarkStart w:id="76" w:name="sentences"/>
+    <w:bookmarkStart w:id="77" w:name="sentences"/>
     <w:p>
       <w:pPr>
         <w:pStyle w:val="Heading2"/>
@@ -1754,6 +1754,32 @@
           <w:rPr>
             <w:rStyle w:val="Hyperlink"/>
           </w:rPr>
+          <w:t xml:space="preserve">Make every word tell</w:t>
+        </w:r>
+      </w:hyperlink>
+      <w:r>
+        <w:t xml:space="preserve">:</w:t>
+      </w:r>
+      <w:r>
+        <w:t xml:space="preserve"> </w:t>
+      </w:r>
+      <w:r>
+        <w:t xml:space="preserve">cut words that carry no meaning, but keep detail that does.</w:t>
+      </w:r>
+    </w:p>
+    <w:p>
+      <w:pPr>
+        <w:pStyle w:val="Compact"/>
+        <w:numPr>
+          <w:ilvl w:val="0"/>
+          <w:numId w:val="1006"/>
+        </w:numPr>
+      </w:pPr>
+      <w:hyperlink r:id="rId73">
+        <w:r>
+          <w:rPr>
+            <w:rStyle w:val="Hyperlink"/>
+          </w:rPr>
           <w:t xml:space="preserve">Limit complex sentence structures</w:t>
         </w:r>
       </w:hyperlink>
@@ -1769,7 +1795,7 @@
           <w:numId w:val="1006"/>
         </w:numPr>
       </w:pPr>
-      <w:hyperlink r:id="rId73">
+      <w:hyperlink r:id="rId74">
         <w:r>
           <w:rPr>
             <w:rStyle w:val="Hyperlink"/>
@@ -1789,7 +1815,7 @@
           <w:numId w:val="1006"/>
         </w:numPr>
       </w:pPr>
-      <w:hyperlink r:id="rId74">
+      <w:hyperlink r:id="rId75">
         <w:r>
           <w:rPr>
             <w:rStyle w:val="Hyperlink"/>
@@ -1809,7 +1835,7 @@
           <w:numId w:val="1006"/>
         </w:numPr>
       </w:pPr>
-      <w:hyperlink r:id="rId75">
+      <w:hyperlink r:id="rId76">
         <w:r>
           <w:rPr>
             <w:rStyle w:val="Hyperlink"/>
@@ -1821,8 +1847,8 @@
         <w:t xml:space="preserve">.</w:t>
       </w:r>
     </w:p>
-    <w:bookmarkEnd w:id="76"/>
-    <w:bookmarkStart w:id="91" w:name="teaching-materials"/>
+    <w:bookmarkEnd w:id="77"/>
+    <w:bookmarkStart w:id="92" w:name="teaching-materials"/>
     <w:p>
       <w:pPr>
         <w:pStyle w:val="Heading2"/>
@@ -1839,7 +1865,7 @@
           <w:numId w:val="1007"/>
         </w:numPr>
       </w:pPr>
-      <w:hyperlink r:id="rId77">
+      <w:hyperlink r:id="rId78">
         <w:r>
           <w:rPr>
             <w:rStyle w:val="Hyperlink"/>
@@ -1859,7 +1885,7 @@
           <w:numId w:val="1007"/>
         </w:numPr>
       </w:pPr>
-      <w:hyperlink r:id="rId78">
+      <w:hyperlink r:id="rId79">
         <w:r>
           <w:rPr>
             <w:rStyle w:val="Hyperlink"/>
@@ -1879,7 +1905,7 @@
           <w:numId w:val="1007"/>
         </w:numPr>
       </w:pPr>
-      <w:hyperlink r:id="rId79">
+      <w:hyperlink r:id="rId80">
         <w:r>
           <w:rPr>
             <w:rStyle w:val="Hyperlink"/>
@@ -1902,7 +1928,7 @@
           <w:numId w:val="1007"/>
         </w:numPr>
       </w:pPr>
-      <w:hyperlink r:id="rId80">
+      <w:hyperlink r:id="rId81">
         <w:r>
           <w:rPr>
             <w:rStyle w:val="Hyperlink"/>
@@ -1922,7 +1948,7 @@
           <w:numId w:val="1007"/>
         </w:numPr>
       </w:pPr>
-      <w:hyperlink r:id="rId81">
+      <w:hyperlink r:id="rId82">
         <w:r>
           <w:rPr>
             <w:rStyle w:val="Hyperlink"/>
@@ -1942,7 +1968,7 @@
           <w:numId w:val="1007"/>
         </w:numPr>
       </w:pPr>
-      <w:hyperlink r:id="rId82">
+      <w:hyperlink r:id="rId83">
         <w:r>
           <w:rPr>
             <w:rStyle w:val="Hyperlink"/>
@@ -1962,7 +1988,7 @@
           <w:numId w:val="1007"/>
         </w:numPr>
       </w:pPr>
-      <w:hyperlink r:id="rId83">
+      <w:hyperlink r:id="rId84">
         <w:r>
           <w:rPr>
             <w:rStyle w:val="Hyperlink"/>
@@ -1982,7 +2008,7 @@
           <w:numId w:val="1007"/>
         </w:numPr>
       </w:pPr>
-      <w:hyperlink r:id="rId84">
+      <w:hyperlink r:id="rId85">
         <w:r>
           <w:rPr>
             <w:rStyle w:val="Hyperlink"/>
@@ -2002,7 +2028,7 @@
           <w:numId w:val="1007"/>
         </w:numPr>
       </w:pPr>
-      <w:hyperlink r:id="rId85">
+      <w:hyperlink r:id="rId86">
         <w:r>
           <w:rPr>
             <w:rStyle w:val="Hyperlink"/>
@@ -2022,7 +2048,7 @@
           <w:numId w:val="1007"/>
         </w:numPr>
       </w:pPr>
-      <w:hyperlink r:id="rId86">
+      <w:hyperlink r:id="rId87">
         <w:r>
           <w:rPr>
             <w:rStyle w:val="Hyperlink"/>
@@ -2045,7 +2071,7 @@
           <w:numId w:val="1007"/>
         </w:numPr>
       </w:pPr>
-      <w:hyperlink r:id="rId87">
+      <w:hyperlink r:id="rId88">
         <w:r>
           <w:rPr>
             <w:rStyle w:val="Hyperlink"/>
@@ -2065,7 +2091,7 @@
           <w:numId w:val="1007"/>
         </w:numPr>
       </w:pPr>
-      <w:hyperlink r:id="rId88">
+      <w:hyperlink r:id="rId89">
         <w:r>
           <w:rPr>
             <w:rStyle w:val="Hyperlink"/>
@@ -2085,7 +2111,7 @@
           <w:numId w:val="1007"/>
         </w:numPr>
       </w:pPr>
-      <w:hyperlink r:id="rId89">
+      <w:hyperlink r:id="rId90">
         <w:r>
           <w:rPr>
             <w:rStyle w:val="Hyperlink"/>
@@ -2120,7 +2146,7 @@
           <w:numId w:val="1007"/>
         </w:numPr>
       </w:pPr>
-      <w:hyperlink r:id="rId90">
+      <w:hyperlink r:id="rId91">
         <w:r>
           <w:rPr>
             <w:rStyle w:val="Hyperlink"/>
@@ -2138,7 +2164,150 @@
         <w:t xml:space="preserve">but keep what those repositories credit.</w:t>
       </w:r>
     </w:p>
-    <w:bookmarkEnd w:id="91"/>
+    <w:bookmarkEnd w:id="92"/>
+    <w:bookmarkStart w:id="96" w:name="software-text"/>
+    <w:p>
+      <w:pPr>
+        <w:pStyle w:val="Heading2"/>
+      </w:pPr>
+      <w:r>
+        <w:t xml:space="preserve">8 Software text</w:t>
+      </w:r>
+    </w:p>
+    <w:p>
+      <w:pPr>
+        <w:pStyle w:val="Compact"/>
+        <w:numPr>
+          <w:ilvl w:val="0"/>
+          <w:numId w:val="1008"/>
+        </w:numPr>
+      </w:pPr>
+      <w:hyperlink r:id="rId93">
+        <w:r>
+          <w:rPr>
+            <w:rStyle w:val="Hyperlink"/>
+          </w:rPr>
+          <w:t xml:space="preserve">Say what changed and why</w:t>
+        </w:r>
+      </w:hyperlink>
+      <w:r>
+        <w:t xml:space="preserve"> </w:t>
+      </w:r>
+      <w:r>
+        <w:t xml:space="preserve">in a pull request or commit message.</w:t>
+      </w:r>
+    </w:p>
+    <w:p>
+      <w:pPr>
+        <w:pStyle w:val="Compact"/>
+        <w:numPr>
+          <w:ilvl w:val="0"/>
+          <w:numId w:val="1008"/>
+        </w:numPr>
+      </w:pPr>
+      <w:hyperlink r:id="rId94">
+        <w:r>
+          <w:rPr>
+            <w:rStyle w:val="Hyperlink"/>
+          </w:rPr>
+          <w:t xml:space="preserve">Comment why, not what</w:t>
+        </w:r>
+      </w:hyperlink>
+      <w:r>
+        <w:t xml:space="preserve">.</w:t>
+      </w:r>
+    </w:p>
+    <w:p>
+      <w:pPr>
+        <w:pStyle w:val="Compact"/>
+        <w:numPr>
+          <w:ilvl w:val="0"/>
+          <w:numId w:val="1008"/>
+        </w:numPr>
+      </w:pPr>
+      <w:hyperlink r:id="rId95">
+        <w:r>
+          <w:rPr>
+            <w:rStyle w:val="Hyperlink"/>
+          </w:rPr>
+          <w:t xml:space="preserve">Write release notes by their effect on the user</w:t>
+        </w:r>
+      </w:hyperlink>
+      <w:r>
+        <w:t xml:space="preserve">.</w:t>
+      </w:r>
+    </w:p>
+    <w:bookmarkEnd w:id="96"/>
+    <w:bookmarkStart w:id="100" w:name="thinking"/>
+    <w:p>
+      <w:pPr>
+        <w:pStyle w:val="Heading2"/>
+      </w:pPr>
+      <w:r>
+        <w:t xml:space="preserve">9 Thinking</w:t>
+      </w:r>
+    </w:p>
+    <w:p>
+      <w:pPr>
+        <w:pStyle w:val="Compact"/>
+        <w:numPr>
+          <w:ilvl w:val="0"/>
+          <w:numId w:val="1009"/>
+        </w:numPr>
+      </w:pPr>
+      <w:hyperlink r:id="rId97">
+        <w:r>
+          <w:rPr>
+            <w:rStyle w:val="Hyperlink"/>
+          </w:rPr>
+          <w:t xml:space="preserve">Write the question down first</w:t>
+        </w:r>
+      </w:hyperlink>
+      <w:r>
+        <w:t xml:space="preserve">.</w:t>
+      </w:r>
+    </w:p>
+    <w:p>
+      <w:pPr>
+        <w:pStyle w:val="Compact"/>
+        <w:numPr>
+          <w:ilvl w:val="0"/>
+          <w:numId w:val="1009"/>
+        </w:numPr>
+      </w:pPr>
+      <w:hyperlink r:id="rId98">
+        <w:r>
+          <w:rPr>
+            <w:rStyle w:val="Hyperlink"/>
+          </w:rPr>
+          <w:t xml:space="preserve">Send a written question that gives the reader the context to answer it</w:t>
+        </w:r>
+      </w:hyperlink>
+      <w:r>
+        <w:t xml:space="preserve">.</w:t>
+      </w:r>
+    </w:p>
+    <w:p>
+      <w:pPr>
+        <w:pStyle w:val="Compact"/>
+        <w:numPr>
+          <w:ilvl w:val="0"/>
+          <w:numId w:val="1009"/>
+        </w:numPr>
+      </w:pPr>
+      <w:hyperlink r:id="rId99">
+        <w:r>
+          <w:rPr>
+            <w:rStyle w:val="Hyperlink"/>
+          </w:rPr>
+          <w:t xml:space="preserve">Draft the plan before you run the analysis</w:t>
+        </w:r>
+      </w:hyperlink>
+      <w:r>
+        <w:t xml:space="preserve">.</w:t>
+      </w:r>
+    </w:p>
+    <w:bookmarkEnd w:id="100"/>
     <w:sectPr>
       <w:footnotePr>
         <w:numRestart w:val="eachSect"/>
@@ -2374,6 +2543,12 @@
     <w:abstractNumId w:val="991"/>
   </w:num>
   <w:num w:numId="1007">
+    <w:abstractNumId w:val="991"/>
+  </w:num>
+  <w:num w:numId="1008">
+    <w:abstractNumId w:val="991"/>
+  </w:num>
+  <w:num w:numId="1009">
     <w:abstractNumId w:val="991"/>
   </w:num>
 </w:numbering>

--- a/pr-preview/pr-202/chapters/summary-tracked-changes.docx
+++ b/pr-preview/pr-202/chapters/summary-tracked-changes.docx
@@ -16,7 +16,7 @@
       </w:pPr>
       <w:del w:id="1" w:author="PR Preview" w:date="2026-01-01T00:00:00Z">
         <w:r>
-          <w:delText xml:space="preserve">Last modified: 2026-10-16 04:14:45 (PDT)</w:delText>
+          <w:delText xml:space="preserve">Last modified: 2026-10-16 04:57:30 (PDT)</w:delText>
         </w:r>
       </w:del>
     </w:p>
@@ -26,7 +26,7 @@
       </w:pPr>
       <w:ins w:id="2" w:author="PR Preview" w:date="2026-01-01T00:00:00Z">
         <w:r>
-          <w:t xml:space="preserve">Last modified: 2026-10-16 04:17:13 (PDT)</w:t>
+          <w:t xml:space="preserve">Last modified: 2026-10-16 04:58:56 (PDT)</w:t>
         </w:r>
       </w:ins>
     </w:p>
@@ -202,7 +202,7 @@
         <w:t xml:space="preserve">Follow its link for the reasons and the exceptions.</w:t>
       </w:r>
     </w:p>
-    <w:bookmarkStart w:id="24" w:name="terms-and-notation"/>
+    <w:bookmarkStart w:id="28" w:name="terms-and-notation"/>
     <w:p>
       <w:pPr>
         <w:pStyle w:val="Heading2"/>
@@ -213,7 +213,6 @@
     </w:p>
     <w:p>
       <w:pPr>
-        <w:pStyle w:val="Compact"/>
         <w:numPr>
           <w:ilvl w:val="0"/>
           <w:numId w:val="1001"/>
@@ -242,7 +241,6 @@
     </w:p>
     <w:p>
       <w:pPr>
-        <w:pStyle w:val="Compact"/>
         <w:numPr>
           <w:ilvl w:val="0"/>
           <w:numId w:val="1001"/>
@@ -265,7 +263,6 @@
     </w:p>
     <w:p>
       <w:pPr>
-        <w:pStyle w:val="Compact"/>
         <w:numPr>
           <w:ilvl w:val="0"/>
           <w:numId w:val="1001"/>
@@ -358,7 +355,6 @@
     </w:p>
     <w:p>
       <w:pPr>
-        <w:pStyle w:val="Compact"/>
         <w:numPr>
           <w:ilvl w:val="0"/>
           <w:numId w:val="1001"/>
@@ -381,7 +377,6 @@
     </w:p>
     <w:p>
       <w:pPr>
-        <w:pStyle w:val="Compact"/>
         <w:numPr>
           <w:ilvl w:val="0"/>
           <w:numId w:val="1001"/>
@@ -407,7 +402,6 @@
     </w:p>
     <w:p>
       <w:pPr>
-        <w:pStyle w:val="Compact"/>
         <w:numPr>
           <w:ilvl w:val="0"/>
           <w:numId w:val="1001"/>
@@ -447,7 +441,6 @@
     </w:p>
     <w:p>
       <w:pPr>
-        <w:pStyle w:val="Compact"/>
         <w:numPr>
           <w:ilvl w:val="0"/>
           <w:numId w:val="1001"/>
@@ -505,7 +498,6 @@
     </w:p>
     <w:p>
       <w:pPr>
-        <w:pStyle w:val="Compact"/>
         <w:numPr>
           <w:ilvl w:val="0"/>
           <w:numId w:val="1001"/>
@@ -525,7 +517,6 @@
     </w:p>
     <w:p>
       <w:pPr>
-        <w:pStyle w:val="Compact"/>
         <w:numPr>
           <w:ilvl w:val="0"/>
           <w:numId w:val="1001"/>
@@ -536,6 +527,71 @@
           <w:rPr>
             <w:rStyle w:val="Hyperlink"/>
           </w:rPr>
+          <w:t xml:space="preserve">Distinguish a random variable from its value</w:t>
+        </w:r>
+      </w:hyperlink>
+      <w:r>
+        <w:t xml:space="preserve">:</w:t>
+      </w:r>
+      <w:r>
+        <w:t xml:space="preserve"> </w:t>
+      </w:r>
+      <m:oMath>
+        <m:sSub>
+          <m:e>
+            <m:r>
+              <m:t>Y</m:t>
+            </m:r>
+          </m:e>
+          <m:sub>
+            <m:r>
+              <m:t>i</m:t>
+            </m:r>
+          </m:sub>
+        </m:sSub>
+      </m:oMath>
+      <w:r>
+        <w:t xml:space="preserve"> </w:t>
+      </w:r>
+      <w:r>
+        <w:t xml:space="preserve">before the data,</w:t>
+      </w:r>
+      <w:r>
+        <w:t xml:space="preserve"> </w:t>
+      </w:r>
+      <m:oMath>
+        <m:sSub>
+          <m:e>
+            <m:r>
+              <m:t>y</m:t>
+            </m:r>
+          </m:e>
+          <m:sub>
+            <m:r>
+              <m:t>i</m:t>
+            </m:r>
+          </m:sub>
+        </m:sSub>
+      </m:oMath>
+      <w:r>
+        <w:t xml:space="preserve"> </w:t>
+      </w:r>
+      <w:r>
+        <w:t xml:space="preserve">after.</w:t>
+      </w:r>
+    </w:p>
+    <w:p>
+      <w:pPr>
+        <w:numPr>
+          <w:ilvl w:val="0"/>
+          <w:numId w:val="1001"/>
+        </w:numPr>
+      </w:pPr>
+      <w:hyperlink r:id="rId22">
+        <w:r>
+          <w:rPr>
+            <w:rStyle w:val="Hyperlink"/>
+          </w:rPr>
           <w:t xml:space="preserve">Use the notation that matches a quantity’s name</w:t>
         </w:r>
       </w:hyperlink>
@@ -551,13 +607,12 @@
     </w:p>
     <w:p>
       <w:pPr>
-        <w:pStyle w:val="Compact"/>
         <w:numPr>
           <w:ilvl w:val="0"/>
           <w:numId w:val="1001"/>
         </w:numPr>
       </w:pPr>
-      <w:hyperlink r:id="rId22">
+      <w:hyperlink r:id="rId23">
         <w:r>
           <w:rPr>
             <w:rStyle w:val="Hyperlink"/>
@@ -571,13 +626,12 @@
     </w:p>
     <w:p>
       <w:pPr>
-        <w:pStyle w:val="Compact"/>
         <w:numPr>
           <w:ilvl w:val="0"/>
           <w:numId w:val="1001"/>
         </w:numPr>
       </w:pPr>
-      <w:hyperlink r:id="rId23">
+      <w:hyperlink r:id="rId24">
         <w:r>
           <w:rPr>
             <w:rStyle w:val="Hyperlink"/>
@@ -595,8 +649,83 @@
         <w:t xml:space="preserve">such as the limits of a sum.</w:t>
       </w:r>
     </w:p>
-    <w:bookmarkEnd w:id="24"/>
-    <w:bookmarkStart w:id="33" w:name="claims-and-evidence"/>
+    <w:p>
+      <w:pPr>
+        <w:numPr>
+          <w:ilvl w:val="0"/>
+          <w:numId w:val="1001"/>
+        </w:numPr>
+      </w:pPr>
+      <w:hyperlink r:id="rId25">
+        <w:r>
+          <w:rPr>
+            <w:rStyle w:val="Hyperlink"/>
+          </w:rPr>
+          <w:t xml:space="preserve">Put words between formulas, and start a sentence with a word</w:t>
+        </w:r>
+      </w:hyperlink>
+      <w:r>
+        <w:t xml:space="preserve">,</w:t>
+      </w:r>
+      <w:r>
+        <w:t xml:space="preserve"> </w:t>
+      </w:r>
+      <w:r>
+        <w:t xml:space="preserve">not a symbol.</w:t>
+      </w:r>
+    </w:p>
+    <w:p>
+      <w:pPr>
+        <w:numPr>
+          <w:ilvl w:val="0"/>
+          <w:numId w:val="1001"/>
+        </w:numPr>
+      </w:pPr>
+      <w:hyperlink r:id="rId26">
+        <w:r>
+          <w:rPr>
+            <w:rStyle w:val="Hyperlink"/>
+          </w:rPr>
+          <w:t xml:space="preserve">Introduce a theorem with a complete sentence</w:t>
+        </w:r>
+      </w:hyperlink>
+      <w:r>
+        <w:t xml:space="preserve">,</w:t>
+      </w:r>
+      <w:r>
+        <w:t xml:space="preserve"> </w:t>
+      </w:r>
+      <w:r>
+        <w:t xml:space="preserve">and state it so that it stands alone.</w:t>
+      </w:r>
+    </w:p>
+    <w:p>
+      <w:pPr>
+        <w:numPr>
+          <w:ilvl w:val="0"/>
+          <w:numId w:val="1001"/>
+        </w:numPr>
+      </w:pPr>
+      <w:hyperlink r:id="rId27">
+        <w:r>
+          <w:rPr>
+            <w:rStyle w:val="Hyperlink"/>
+          </w:rPr>
+          <w:t xml:space="preserve">Spell out a number used as an adjective</w:t>
+        </w:r>
+      </w:hyperlink>
+      <w:r>
+        <w:t xml:space="preserve">,</w:t>
+      </w:r>
+      <w:r>
+        <w:t xml:space="preserve"> </w:t>
+      </w:r>
+      <w:r>
+        <w:t xml:space="preserve">and write the numeral for a number used as a name.</w:t>
+      </w:r>
+    </w:p>
+    <w:bookmarkEnd w:id="28"/>
+    <w:bookmarkStart w:id="37" w:name="claims-and-evidence"/>
     <w:p>
       <w:pPr>
         <w:pStyle w:val="Heading2"/>
@@ -613,7 +742,7 @@
           <w:numId w:val="1002"/>
         </w:numPr>
       </w:pPr>
-      <w:hyperlink r:id="rId25">
+      <w:hyperlink r:id="rId29">
         <w:r>
           <w:rPr>
             <w:rStyle w:val="Hyperlink"/>
@@ -636,7 +765,7 @@
           <w:numId w:val="1002"/>
         </w:numPr>
       </w:pPr>
-      <w:hyperlink r:id="rId26">
+      <w:hyperlink r:id="rId30">
         <w:r>
           <w:rPr>
             <w:rStyle w:val="Hyperlink"/>
@@ -671,7 +800,7 @@
           <w:numId w:val="1002"/>
         </w:numPr>
       </w:pPr>
-      <w:hyperlink r:id="rId27">
+      <w:hyperlink r:id="rId31">
         <w:r>
           <w:rPr>
             <w:rStyle w:val="Hyperlink"/>
@@ -688,7 +817,7 @@
       <w:r>
         <w:t xml:space="preserve"> </w:t>
       </w:r>
-      <w:hyperlink r:id="rId28">
+      <w:hyperlink r:id="rId32">
         <w:r>
           <w:rPr>
             <w:rStyle w:val="Hyperlink"/>
@@ -708,7 +837,7 @@
           <w:numId w:val="1002"/>
         </w:numPr>
       </w:pPr>
-      <w:hyperlink r:id="rId29">
+      <w:hyperlink r:id="rId33">
         <w:r>
           <w:rPr>
             <w:rStyle w:val="Hyperlink"/>
@@ -734,7 +863,7 @@
           <w:numId w:val="1002"/>
         </w:numPr>
       </w:pPr>
-      <w:hyperlink r:id="rId30">
+      <w:hyperlink r:id="rId34">
         <w:r>
           <w:rPr>
             <w:rStyle w:val="Hyperlink"/>
@@ -757,7 +886,7 @@
           <w:numId w:val="1002"/>
         </w:numPr>
       </w:pPr>
-      <w:hyperlink r:id="rId31">
+      <w:hyperlink r:id="rId35">
         <w:r>
           <w:rPr>
             <w:rStyle w:val="Hyperlink"/>
@@ -780,7 +909,7 @@
           <w:numId w:val="1002"/>
         </w:numPr>
       </w:pPr>
-      <w:hyperlink r:id="rId32">
+      <w:hyperlink r:id="rId36">
         <w:r>
           <w:rPr>
             <w:rStyle w:val="Hyperlink"/>
@@ -798,8 +927,8 @@
         <w:t xml:space="preserve">name the topic, not its author, in headings and sentences.</w:t>
       </w:r>
     </w:p>
-    <w:bookmarkEnd w:id="33"/>
-    <w:bookmarkStart w:id="42" w:name="papers"/>
+    <w:bookmarkEnd w:id="37"/>
+    <w:bookmarkStart w:id="46" w:name="papers"/>
     <w:p>
       <w:pPr>
         <w:pStyle w:val="Heading2"/>
@@ -816,7 +945,7 @@
           <w:numId w:val="1003"/>
         </w:numPr>
       </w:pPr>
-      <w:hyperlink r:id="rId34">
+      <w:hyperlink r:id="rId38">
         <w:r>
           <w:rPr>
             <w:rStyle w:val="Hyperlink"/>
@@ -839,7 +968,7 @@
           <w:numId w:val="1003"/>
         </w:numPr>
       </w:pPr>
-      <w:hyperlink r:id="rId35">
+      <w:hyperlink r:id="rId39">
         <w:r>
           <w:rPr>
             <w:rStyle w:val="Hyperlink"/>
@@ -862,7 +991,7 @@
           <w:numId w:val="1003"/>
         </w:numPr>
       </w:pPr>
-      <w:hyperlink r:id="rId36">
+      <w:hyperlink r:id="rId40">
         <w:r>
           <w:rPr>
             <w:rStyle w:val="Hyperlink"/>
@@ -885,7 +1014,7 @@
           <w:numId w:val="1003"/>
         </w:numPr>
       </w:pPr>
-      <w:hyperlink r:id="rId37">
+      <w:hyperlink r:id="rId41">
         <w:r>
           <w:rPr>
             <w:rStyle w:val="Hyperlink"/>
@@ -905,7 +1034,7 @@
           <w:numId w:val="1003"/>
         </w:numPr>
       </w:pPr>
-      <w:hyperlink r:id="rId38">
+      <w:hyperlink r:id="rId42">
         <w:ins w:id="3" w:author="PR Preview" w:date="2026-01-01T00:00:00Z">
           <w:r>
             <w:rPr>
@@ -939,7 +1068,7 @@
           <w:numId w:val="1003"/>
         </w:numPr>
       </w:pPr>
-      <w:hyperlink r:id="rId39">
+      <w:hyperlink r:id="rId43">
         <w:r>
           <w:rPr>
             <w:rStyle w:val="Hyperlink"/>
@@ -965,7 +1094,7 @@
       <w:r>
         <w:t xml:space="preserve"> </w:t>
       </w:r>
-      <w:hyperlink r:id="rId40">
+      <w:hyperlink r:id="rId44">
         <w:r>
           <w:rPr>
             <w:rStyle w:val="Hyperlink"/>
@@ -985,7 +1114,7 @@
       <w:r>
         <w:t xml:space="preserve"> </w:t>
       </w:r>
-      <w:hyperlink r:id="rId41">
+      <w:hyperlink r:id="rId45">
         <w:r>
           <w:rPr>
             <w:rStyle w:val="Hyperlink"/>
@@ -1000,8 +1129,8 @@
         <w:t xml:space="preserve">before you submit.</w:t>
       </w:r>
     </w:p>
-    <w:bookmarkEnd w:id="42"/>
-    <w:bookmarkStart w:id="50" w:name="words"/>
+    <w:bookmarkEnd w:id="46"/>
+    <w:bookmarkStart w:id="54" w:name="words"/>
     <w:p>
       <w:pPr>
         <w:pStyle w:val="Heading2"/>
@@ -1018,7 +1147,7 @@
           <w:numId w:val="1004"/>
         </w:numPr>
       </w:pPr>
-      <w:hyperlink r:id="rId43">
+      <w:hyperlink r:id="rId47">
         <w:r>
           <w:rPr>
             <w:rStyle w:val="Hyperlink"/>
@@ -1041,7 +1170,7 @@
           <w:numId w:val="1004"/>
         </w:numPr>
       </w:pPr>
-      <w:hyperlink r:id="rId44">
+      <w:hyperlink r:id="rId48">
         <w:r>
           <w:rPr>
             <w:rStyle w:val="Hyperlink"/>
@@ -1061,7 +1190,7 @@
           <w:numId w:val="1004"/>
         </w:numPr>
       </w:pPr>
-      <w:hyperlink r:id="rId45">
+      <w:hyperlink r:id="rId49">
         <w:r>
           <w:rPr>
             <w:rStyle w:val="Hyperlink"/>
@@ -1081,7 +1210,7 @@
           <w:numId w:val="1004"/>
         </w:numPr>
       </w:pPr>
-      <w:hyperlink r:id="rId46">
+      <w:hyperlink r:id="rId50">
         <w:r>
           <w:rPr>
             <w:rStyle w:val="Hyperlink"/>
@@ -1116,7 +1245,7 @@
           <w:numId w:val="1004"/>
         </w:numPr>
       </w:pPr>
-      <w:hyperlink r:id="rId47">
+      <w:hyperlink r:id="rId51">
         <w:r>
           <w:rPr>
             <w:rStyle w:val="Hyperlink"/>
@@ -1136,7 +1265,7 @@
           <w:numId w:val="1004"/>
         </w:numPr>
       </w:pPr>
-      <w:hyperlink r:id="rId48">
+      <w:hyperlink r:id="rId52">
         <w:r>
           <w:rPr>
             <w:rStyle w:val="Hyperlink"/>
@@ -1162,7 +1291,7 @@
           <w:numId w:val="1004"/>
         </w:numPr>
       </w:pPr>
-      <w:hyperlink r:id="rId49">
+      <w:hyperlink r:id="rId53">
         <w:r>
           <w:rPr>
             <w:rStyle w:val="Hyperlink"/>
@@ -1174,8 +1303,8 @@
         <w:t xml:space="preserve">.</w:t>
       </w:r>
     </w:p>
-    <w:bookmarkEnd w:id="50"/>
-    <w:bookmarkStart w:id="65" w:name="writing-for-every-reader"/>
+    <w:bookmarkEnd w:id="54"/>
+    <w:bookmarkStart w:id="69" w:name="writing-for-every-reader"/>
     <w:p>
       <w:pPr>
         <w:pStyle w:val="Heading2"/>
@@ -1192,7 +1321,7 @@
           <w:numId w:val="1005"/>
         </w:numPr>
       </w:pPr>
-      <w:hyperlink r:id="rId51">
+      <w:hyperlink r:id="rId55">
         <w:r>
           <w:rPr>
             <w:rStyle w:val="Hyperlink"/>
@@ -1212,7 +1341,7 @@
           <w:numId w:val="1005"/>
         </w:numPr>
       </w:pPr>
-      <w:hyperlink r:id="rId52">
+      <w:hyperlink r:id="rId56">
         <w:r>
           <w:rPr>
             <w:rStyle w:val="Hyperlink"/>
@@ -1232,7 +1361,7 @@
           <w:numId w:val="1005"/>
         </w:numPr>
       </w:pPr>
-      <w:hyperlink r:id="rId53">
+      <w:hyperlink r:id="rId57">
         <w:r>
           <w:rPr>
             <w:rStyle w:val="Hyperlink"/>
@@ -1279,7 +1408,7 @@
           <w:numId w:val="1005"/>
         </w:numPr>
       </w:pPr>
-      <w:hyperlink r:id="rId54">
+      <w:hyperlink r:id="rId58">
         <w:r>
           <w:rPr>
             <w:rStyle w:val="Hyperlink"/>
@@ -1299,7 +1428,7 @@
           <w:numId w:val="1005"/>
         </w:numPr>
       </w:pPr>
-      <w:hyperlink r:id="rId55">
+      <w:hyperlink r:id="rId59">
         <w:r>
           <w:rPr>
             <w:rStyle w:val="Hyperlink"/>
@@ -1319,7 +1448,7 @@
       <w:r>
         <w:t xml:space="preserve"> </w:t>
       </w:r>
-      <w:hyperlink r:id="rId56">
+      <w:hyperlink r:id="rId60">
         <w:r>
           <w:rPr>
             <w:rStyle w:val="Hyperlink"/>
@@ -1339,7 +1468,7 @@
           <w:numId w:val="1005"/>
         </w:numPr>
       </w:pPr>
-      <w:hyperlink r:id="rId57">
+      <w:hyperlink r:id="rId61">
         <w:r>
           <w:rPr>
             <w:rStyle w:val="Hyperlink"/>
@@ -1359,7 +1488,7 @@
           <w:numId w:val="1005"/>
         </w:numPr>
       </w:pPr>
-      <w:hyperlink r:id="rId58">
+      <w:hyperlink r:id="rId62">
         <w:r>
           <w:rPr>
             <w:rStyle w:val="Hyperlink"/>
@@ -1379,7 +1508,7 @@
           <w:numId w:val="1005"/>
         </w:numPr>
       </w:pPr>
-      <w:hyperlink r:id="rId59">
+      <w:hyperlink r:id="rId63">
         <w:r>
           <w:rPr>
             <w:rStyle w:val="Hyperlink"/>
@@ -1399,7 +1528,7 @@
           <w:numId w:val="1005"/>
         </w:numPr>
       </w:pPr>
-      <w:hyperlink r:id="rId60">
+      <w:hyperlink r:id="rId64">
         <w:r>
           <w:rPr>
             <w:rStyle w:val="Hyperlink"/>
@@ -1419,7 +1548,7 @@
           <w:numId w:val="1005"/>
         </w:numPr>
       </w:pPr>
-      <w:hyperlink r:id="rId61">
+      <w:hyperlink r:id="rId65">
         <w:r>
           <w:rPr>
             <w:rStyle w:val="Hyperlink"/>
@@ -1439,7 +1568,7 @@
           <w:numId w:val="1005"/>
         </w:numPr>
       </w:pPr>
-      <w:hyperlink r:id="rId62">
+      <w:hyperlink r:id="rId66">
         <w:r>
           <w:rPr>
             <w:rStyle w:val="Hyperlink"/>
@@ -1459,7 +1588,7 @@
           <w:numId w:val="1005"/>
         </w:numPr>
       </w:pPr>
-      <w:hyperlink r:id="rId63">
+      <w:hyperlink r:id="rId67">
         <w:r>
           <w:rPr>
             <w:rStyle w:val="Hyperlink"/>
@@ -1479,7 +1608,7 @@
           <w:numId w:val="1005"/>
         </w:numPr>
       </w:pPr>
-      <w:hyperlink r:id="rId64">
+      <w:hyperlink r:id="rId68">
         <w:r>
           <w:rPr>
             <w:rStyle w:val="Hyperlink"/>
@@ -1491,8 +1620,8 @@
         <w:t xml:space="preserve">.</w:t>
       </w:r>
     </w:p>
-    <w:bookmarkEnd w:id="65"/>
-    <w:bookmarkStart w:id="77" w:name="sentences"/>
+    <w:bookmarkEnd w:id="69"/>
+    <w:bookmarkStart w:id="81" w:name="sentences"/>
     <w:p>
       <w:pPr>
         <w:pStyle w:val="Heading2"/>
@@ -1509,7 +1638,7 @@
           <w:numId w:val="1006"/>
         </w:numPr>
       </w:pPr>
-      <w:hyperlink r:id="rId66">
+      <w:hyperlink r:id="rId70">
         <w:r>
           <w:rPr>
             <w:rStyle w:val="Hyperlink"/>
@@ -1553,7 +1682,7 @@
           <w:numId w:val="1006"/>
         </w:numPr>
       </w:pPr>
-      <w:hyperlink r:id="rId67">
+      <w:hyperlink r:id="rId71">
         <w:r>
           <w:rPr>
             <w:rStyle w:val="Hyperlink"/>
@@ -1621,7 +1750,7 @@
           <w:numId w:val="1006"/>
         </w:numPr>
       </w:pPr>
-      <w:hyperlink r:id="rId68">
+      <w:hyperlink r:id="rId72">
         <w:r>
           <w:rPr>
             <w:rStyle w:val="Hyperlink"/>
@@ -1689,7 +1818,7 @@
           <w:numId w:val="1006"/>
         </w:numPr>
       </w:pPr>
-      <w:hyperlink r:id="rId69">
+      <w:hyperlink r:id="rId73">
         <w:r>
           <w:rPr>
             <w:rStyle w:val="Hyperlink"/>
@@ -1709,7 +1838,7 @@
           <w:numId w:val="1006"/>
         </w:numPr>
       </w:pPr>
-      <w:hyperlink r:id="rId70">
+      <w:hyperlink r:id="rId74">
         <w:r>
           <w:rPr>
             <w:rStyle w:val="Hyperlink"/>
@@ -1729,7 +1858,7 @@
           <w:numId w:val="1006"/>
         </w:numPr>
       </w:pPr>
-      <w:hyperlink r:id="rId71">
+      <w:hyperlink r:id="rId75">
         <w:r>
           <w:rPr>
             <w:rStyle w:val="Hyperlink"/>
@@ -1749,7 +1878,7 @@
           <w:numId w:val="1006"/>
         </w:numPr>
       </w:pPr>
-      <w:hyperlink r:id="rId72">
+      <w:hyperlink r:id="rId76">
         <w:r>
           <w:rPr>
             <w:rStyle w:val="Hyperlink"/>
@@ -1775,7 +1904,7 @@
           <w:numId w:val="1006"/>
         </w:numPr>
       </w:pPr>
-      <w:hyperlink r:id="rId73">
+      <w:hyperlink r:id="rId77">
         <w:r>
           <w:rPr>
             <w:rStyle w:val="Hyperlink"/>
@@ -1795,7 +1924,7 @@
           <w:numId w:val="1006"/>
         </w:numPr>
       </w:pPr>
-      <w:hyperlink r:id="rId74">
+      <w:hyperlink r:id="rId78">
         <w:r>
           <w:rPr>
             <w:rStyle w:val="Hyperlink"/>
@@ -1815,7 +1944,7 @@
           <w:numId w:val="1006"/>
         </w:numPr>
       </w:pPr>
-      <w:hyperlink r:id="rId75">
+      <w:hyperlink r:id="rId79">
         <w:r>
           <w:rPr>
             <w:rStyle w:val="Hyperlink"/>
@@ -1835,7 +1964,7 @@
           <w:numId w:val="1006"/>
         </w:numPr>
       </w:pPr>
-      <w:hyperlink r:id="rId76">
+      <w:hyperlink r:id="rId80">
         <w:r>
           <w:rPr>
             <w:rStyle w:val="Hyperlink"/>
@@ -1847,8 +1976,8 @@
         <w:t xml:space="preserve">.</w:t>
       </w:r>
     </w:p>
-    <w:bookmarkEnd w:id="77"/>
-    <w:bookmarkStart w:id="92" w:name="teaching-materials"/>
+    <w:bookmarkEnd w:id="81"/>
+    <w:bookmarkStart w:id="96" w:name="teaching-materials"/>
     <w:p>
       <w:pPr>
         <w:pStyle w:val="Heading2"/>
@@ -1865,7 +1994,7 @@
           <w:numId w:val="1007"/>
         </w:numPr>
       </w:pPr>
-      <w:hyperlink r:id="rId78">
+      <w:hyperlink r:id="rId82">
         <w:r>
           <w:rPr>
             <w:rStyle w:val="Hyperlink"/>
@@ -1885,7 +2014,7 @@
           <w:numId w:val="1007"/>
         </w:numPr>
       </w:pPr>
-      <w:hyperlink r:id="rId79">
+      <w:hyperlink r:id="rId83">
         <w:r>
           <w:rPr>
             <w:rStyle w:val="Hyperlink"/>
@@ -1905,7 +2034,7 @@
           <w:numId w:val="1007"/>
         </w:numPr>
       </w:pPr>
-      <w:hyperlink r:id="rId80">
+      <w:hyperlink r:id="rId84">
         <w:r>
           <w:rPr>
             <w:rStyle w:val="Hyperlink"/>
@@ -1928,7 +2057,7 @@
           <w:numId w:val="1007"/>
         </w:numPr>
       </w:pPr>
-      <w:hyperlink r:id="rId81">
+      <w:hyperlink r:id="rId85">
         <w:r>
           <w:rPr>
             <w:rStyle w:val="Hyperlink"/>
@@ -1948,7 +2077,7 @@
           <w:numId w:val="1007"/>
         </w:numPr>
       </w:pPr>
-      <w:hyperlink r:id="rId82">
+      <w:hyperlink r:id="rId86">
         <w:r>
           <w:rPr>
             <w:rStyle w:val="Hyperlink"/>
@@ -1968,7 +2097,7 @@
           <w:numId w:val="1007"/>
         </w:numPr>
       </w:pPr>
-      <w:hyperlink r:id="rId83">
+      <w:hyperlink r:id="rId87">
         <w:r>
           <w:rPr>
             <w:rStyle w:val="Hyperlink"/>
@@ -1988,7 +2117,7 @@
           <w:numId w:val="1007"/>
         </w:numPr>
       </w:pPr>
-      <w:hyperlink r:id="rId84">
+      <w:hyperlink r:id="rId88">
         <w:r>
           <w:rPr>
             <w:rStyle w:val="Hyperlink"/>
@@ -2008,7 +2137,7 @@
           <w:numId w:val="1007"/>
         </w:numPr>
       </w:pPr>
-      <w:hyperlink r:id="rId85">
+      <w:hyperlink r:id="rId89">
         <w:r>
           <w:rPr>
             <w:rStyle w:val="Hyperlink"/>
@@ -2028,7 +2157,7 @@
           <w:numId w:val="1007"/>
         </w:numPr>
       </w:pPr>
-      <w:hyperlink r:id="rId86">
+      <w:hyperlink r:id="rId90">
         <w:r>
           <w:rPr>
             <w:rStyle w:val="Hyperlink"/>
@@ -2048,7 +2177,7 @@
           <w:numId w:val="1007"/>
         </w:numPr>
       </w:pPr>
-      <w:hyperlink r:id="rId87">
+      <w:hyperlink r:id="rId91">
         <w:r>
           <w:rPr>
             <w:rStyle w:val="Hyperlink"/>
@@ -2071,7 +2200,7 @@
           <w:numId w:val="1007"/>
         </w:numPr>
       </w:pPr>
-      <w:hyperlink r:id="rId88">
+      <w:hyperlink r:id="rId92">
         <w:r>
           <w:rPr>
             <w:rStyle w:val="Hyperlink"/>
@@ -2091,7 +2220,7 @@
           <w:numId w:val="1007"/>
         </w:numPr>
       </w:pPr>
-      <w:hyperlink r:id="rId89">
+      <w:hyperlink r:id="rId93">
         <w:r>
           <w:rPr>
             <w:rStyle w:val="Hyperlink"/>
@@ -2111,7 +2240,7 @@
           <w:numId w:val="1007"/>
         </w:numPr>
       </w:pPr>
-      <w:hyperlink r:id="rId90">
+      <w:hyperlink r:id="rId94">
         <w:r>
           <w:rPr>
             <w:rStyle w:val="Hyperlink"/>
@@ -2146,7 +2275,7 @@
           <w:numId w:val="1007"/>
         </w:numPr>
       </w:pPr>
-      <w:hyperlink r:id="rId91">
+      <w:hyperlink r:id="rId95">
         <w:r>
           <w:rPr>
             <w:rStyle w:val="Hyperlink"/>
@@ -2164,8 +2293,8 @@
         <w:t xml:space="preserve">but keep what those repositories credit.</w:t>
       </w:r>
     </w:p>
-    <w:bookmarkEnd w:id="92"/>
-    <w:bookmarkStart w:id="96" w:name="software-text"/>
+    <w:bookmarkEnd w:id="96"/>
+    <w:bookmarkStart w:id="100" w:name="software-text"/>
     <w:p>
       <w:pPr>
         <w:pStyle w:val="Heading2"/>
@@ -2182,7 +2311,7 @@
           <w:numId w:val="1008"/>
         </w:numPr>
       </w:pPr>
-      <w:hyperlink r:id="rId93">
+      <w:hyperlink r:id="rId97">
         <w:r>
           <w:rPr>
             <w:rStyle w:val="Hyperlink"/>
@@ -2205,7 +2334,7 @@
           <w:numId w:val="1008"/>
         </w:numPr>
       </w:pPr>
-      <w:hyperlink r:id="rId94">
+      <w:hyperlink r:id="rId98">
         <w:r>
           <w:rPr>
             <w:rStyle w:val="Hyperlink"/>
@@ -2225,7 +2354,7 @@
           <w:numId w:val="1008"/>
         </w:numPr>
       </w:pPr>
-      <w:hyperlink r:id="rId95">
+      <w:hyperlink r:id="rId99">
         <w:r>
           <w:rPr>
             <w:rStyle w:val="Hyperlink"/>
@@ -2237,8 +2366,8 @@
         <w:t xml:space="preserve">.</w:t>
       </w:r>
     </w:p>
-    <w:bookmarkEnd w:id="96"/>
-    <w:bookmarkStart w:id="100" w:name="thinking"/>
+    <w:bookmarkEnd w:id="100"/>
+    <w:bookmarkStart w:id="104" w:name="thinking"/>
     <w:p>
       <w:pPr>
         <w:pStyle w:val="Heading2"/>
@@ -2255,7 +2384,7 @@
           <w:numId w:val="1009"/>
         </w:numPr>
       </w:pPr>
-      <w:hyperlink r:id="rId97">
+      <w:hyperlink r:id="rId101">
         <w:r>
           <w:rPr>
             <w:rStyle w:val="Hyperlink"/>
@@ -2275,7 +2404,7 @@
           <w:numId w:val="1009"/>
         </w:numPr>
       </w:pPr>
-      <w:hyperlink r:id="rId98">
+      <w:hyperlink r:id="rId102">
         <w:r>
           <w:rPr>
             <w:rStyle w:val="Hyperlink"/>
@@ -2295,7 +2424,7 @@
           <w:numId w:val="1009"/>
         </w:numPr>
       </w:pPr>
-      <w:hyperlink r:id="rId99">
+      <w:hyperlink r:id="rId103">
         <w:r>
           <w:rPr>
             <w:rStyle w:val="Hyperlink"/>
@@ -2307,7 +2436,7 @@
         <w:t xml:space="preserve">.</w:t>
       </w:r>
     </w:p>
-    <w:bookmarkEnd w:id="100"/>
+    <w:bookmarkEnd w:id="104"/>
     <w:sectPr>
       <w:footnotePr>
         <w:numRestart w:val="eachSect"/>
